--- a/DBT/lab/Assignment/Assignment127 (Function).docx
+++ b/DBT/lab/Assignment/Assignment127 (Function).docx
@@ -342,6 +342,23 @@
                 <w:rFonts w:ascii="Calibri" w:eastAsia="Calibri" w:hAnsi="Calibri" w:cs="Calibri"/>
                 <w:sz w:val="22"/>
               </w:rPr>
+              <w:t xml:space="preserve">deterministic </w:t>
+            </w:r>
+          </w:p>
+          <w:p>
+            <w:pPr>
+              <w:spacing w:after="0" w:line="240" w:lineRule="auto"/>
+              <w:ind w:left="454"/>
+              <w:rPr>
+                <w:rFonts w:ascii="Calibri" w:eastAsia="Calibri" w:hAnsi="Calibri" w:cs="Calibri"/>
+                <w:sz w:val="22"/>
+              </w:rPr>
+            </w:pPr>
+            <w:r>
+              <w:rPr>
+                <w:rFonts w:ascii="Calibri" w:eastAsia="Calibri" w:hAnsi="Calibri" w:cs="Calibri"/>
+                <w:sz w:val="22"/>
+              </w:rPr>
               <w:t>begin</w:t>
             </w:r>
           </w:p>
@@ -874,6 +891,33 @@
                 <w:rFonts w:ascii="Calibri" w:eastAsia="Calibri" w:hAnsi="Calibri" w:cs="Calibri"/>
                 <w:sz w:val="22"/>
               </w:rPr>
+              <w:t xml:space="preserve">deterministic </w:t>
+            </w:r>
+          </w:p>
+          <w:p>
+            <w:pPr>
+              <w:spacing w:after="0" w:line="240" w:lineRule="auto"/>
+              <w:ind w:left="454"/>
+              <w:rPr>
+                <w:rFonts w:ascii="Calibri" w:eastAsia="Calibri" w:hAnsi="Calibri" w:cs="Calibri"/>
+                <w:sz w:val="22"/>
+              </w:rPr>
+            </w:pPr>
+          </w:p>
+          <w:p>
+            <w:pPr>
+              <w:spacing w:after="0" w:line="240" w:lineRule="auto"/>
+              <w:ind w:left="454"/>
+              <w:rPr>
+                <w:rFonts w:ascii="Calibri" w:eastAsia="Calibri" w:hAnsi="Calibri" w:cs="Calibri"/>
+                <w:sz w:val="22"/>
+              </w:rPr>
+            </w:pPr>
+            <w:r>
+              <w:rPr>
+                <w:rFonts w:ascii="Calibri" w:eastAsia="Calibri" w:hAnsi="Calibri" w:cs="Calibri"/>
+                <w:sz w:val="22"/>
+              </w:rPr>
               <w:t>READS SQL DATA</w:t>
             </w:r>
           </w:p>
@@ -1173,15 +1217,7 @@
                 <w:rFonts w:ascii="Palatino Linotype" w:eastAsia="Palatino Linotype" w:hAnsi="Palatino Linotype" w:cs="Palatino Linotype"/>
                 <w:color w:val="000000"/>
               </w:rPr>
-              <w:t xml:space="preserve">Write a function which will accept email-ID from the user, if the email-ID is </w:t>
-            </w:r>
-            <w:r>
-              <w:rPr>
-                <w:rFonts w:ascii="Palatino Linotype" w:eastAsia="Palatino Linotype" w:hAnsi="Palatino Linotype" w:cs="Palatino Linotype"/>
-                <w:color w:val="000000"/>
-              </w:rPr>
-              <w:lastRenderedPageBreak/>
-              <w:t>present return his username and password or else `Return “Employee not exists”. (Use: LOGIN table)</w:t>
+              <w:t>Write a function which will accept email-ID from the user, if the email-ID is present return his username and password or else `Return “Employee not exists”. (Use: LOGIN table)</w:t>
             </w:r>
           </w:p>
         </w:tc>
@@ -1217,7 +1253,6 @@
                 <w:rFonts w:ascii="Calibri" w:eastAsia="Calibri" w:hAnsi="Calibri" w:cs="Calibri"/>
                 <w:sz w:val="22"/>
               </w:rPr>
-              <w:lastRenderedPageBreak/>
               <w:t xml:space="preserve">DROP FUNCTION IF EXISTS </w:t>
             </w:r>
             <w:proofErr w:type="spellStart"/>
@@ -1321,8 +1356,51 @@
                 <w:rFonts w:ascii="Calibri" w:eastAsia="Calibri" w:hAnsi="Calibri" w:cs="Calibri"/>
                 <w:sz w:val="22"/>
               </w:rPr>
-              <w:t>RETURNS VARCHAR(200)</w:t>
-            </w:r>
+              <w:t xml:space="preserve">RETURNS </w:t>
+            </w:r>
+            <w:proofErr w:type="gramStart"/>
+            <w:r>
+              <w:rPr>
+                <w:rFonts w:ascii="Calibri" w:eastAsia="Calibri" w:hAnsi="Calibri" w:cs="Calibri"/>
+                <w:sz w:val="22"/>
+              </w:rPr>
+              <w:t>VARCHAR(</w:t>
+            </w:r>
+            <w:proofErr w:type="gramEnd"/>
+            <w:r>
+              <w:rPr>
+                <w:rFonts w:ascii="Calibri" w:eastAsia="Calibri" w:hAnsi="Calibri" w:cs="Calibri"/>
+                <w:sz w:val="22"/>
+              </w:rPr>
+              <w:t>200)</w:t>
+            </w:r>
+          </w:p>
+          <w:p>
+            <w:pPr>
+              <w:spacing w:after="0" w:line="240" w:lineRule="auto"/>
+              <w:ind w:left="454"/>
+              <w:rPr>
+                <w:rFonts w:ascii="Calibri" w:eastAsia="Calibri" w:hAnsi="Calibri" w:cs="Calibri"/>
+                <w:sz w:val="22"/>
+              </w:rPr>
+            </w:pPr>
+            <w:r>
+              <w:rPr>
+                <w:rFonts w:ascii="Calibri" w:eastAsia="Calibri" w:hAnsi="Calibri" w:cs="Calibri"/>
+                <w:sz w:val="22"/>
+              </w:rPr>
+              <w:t xml:space="preserve">deterministic </w:t>
+            </w:r>
+          </w:p>
+          <w:p>
+            <w:pPr>
+              <w:spacing w:after="0" w:line="240" w:lineRule="auto"/>
+              <w:ind w:left="454"/>
+              <w:rPr>
+                <w:rFonts w:ascii="Calibri" w:eastAsia="Calibri" w:hAnsi="Calibri" w:cs="Calibri"/>
+                <w:sz w:val="22"/>
+              </w:rPr>
+            </w:pPr>
           </w:p>
           <w:p>
             <w:pPr>
@@ -2138,6 +2216,7 @@
                 <w:rFonts w:ascii="Calibri" w:eastAsia="Calibri" w:hAnsi="Calibri" w:cs="Calibri"/>
                 <w:sz w:val="22"/>
               </w:rPr>
+              <w:lastRenderedPageBreak/>
               <w:t xml:space="preserve">    RETURN total;</w:t>
             </w:r>
           </w:p>
@@ -2841,6 +2920,7 @@
   <w:style w:type="paragraph" w:default="1" w:styleId="Normal">
     <w:name w:val="Normal"/>
     <w:qFormat/>
+    <w:rsid w:val="00BA77E6"/>
   </w:style>
   <w:style w:type="character" w:default="1" w:styleId="DefaultParagraphFont">
     <w:name w:val="Default Paragraph Font"/>
